--- a/sales_report_extraction/Sales Report Pipeline - Flow Diagram (Team).docx
+++ b/sales_report_extraction/Sales Report Pipeline - Flow Diagram (Team).docx
@@ -282,13 +282,15 @@
       <w:tblPr>
         <w:tblW w:type="auto" w:w="0"/>
         <w:jc w:val="center"/>
+        <w:tblBorders>
+          <w:top w:val="single" w:sz="8" w:space="0" w:color="B85450"/>
+          <w:left w:val="single" w:sz="8" w:space="0" w:color="B85450"/>
+          <w:bottom w:val="single" w:sz="8" w:space="0" w:color="B85450"/>
+          <w:right w:val="single" w:sz="8" w:space="0" w:color="B85450"/>
+          <w:insideH w:val="single" w:sz="8" w:space="0" w:color="B85450"/>
+          <w:insideV w:val="single" w:sz="8" w:space="0" w:color="B85450"/>
+        </w:tblBorders>
         <w:tblLook w:firstColumn="1" w:firstRow="1" w:lastColumn="0" w:lastRow="0" w:noHBand="0" w:noVBand="1" w:val="04A0"/>
-        <w:tblBorders>
-          <w:top w:val="single" w:sz="8" w:color="B85450"/>
-          <w:left w:val="single" w:sz="8" w:color="B85450"/>
-          <w:bottom w:val="single" w:sz="8" w:color="B85450"/>
-          <w:right w:val="single" w:sz="8" w:color="B85450"/>
-        </w:tblBorders>
       </w:tblPr>
       <w:tblGrid>
         <w:gridCol w:w="9835"/>
@@ -338,13 +340,15 @@
       <w:tblPr>
         <w:tblW w:type="auto" w:w="0"/>
         <w:jc w:val="center"/>
+        <w:tblBorders>
+          <w:top w:val="single" w:sz="8" w:space="0" w:color="B85450"/>
+          <w:left w:val="single" w:sz="8" w:space="0" w:color="B85450"/>
+          <w:bottom w:val="single" w:sz="8" w:space="0" w:color="B85450"/>
+          <w:right w:val="single" w:sz="8" w:space="0" w:color="B85450"/>
+          <w:insideH w:val="single" w:sz="8" w:space="0" w:color="B85450"/>
+          <w:insideV w:val="single" w:sz="8" w:space="0" w:color="B85450"/>
+        </w:tblBorders>
         <w:tblLook w:firstColumn="1" w:firstRow="1" w:lastColumn="0" w:lastRow="0" w:noHBand="0" w:noVBand="1" w:val="04A0"/>
-        <w:tblBorders>
-          <w:top w:val="single" w:sz="8" w:color="B85450"/>
-          <w:left w:val="single" w:sz="8" w:color="B85450"/>
-          <w:bottom w:val="single" w:sz="8" w:color="B85450"/>
-          <w:right w:val="single" w:sz="8" w:color="B85450"/>
-        </w:tblBorders>
       </w:tblPr>
       <w:tblGrid>
         <w:gridCol w:w="9835"/>
@@ -604,13 +608,15 @@
       <w:tblPr>
         <w:tblW w:type="auto" w:w="0"/>
         <w:jc w:val="center"/>
+        <w:tblBorders>
+          <w:top w:val="single" w:sz="8" w:space="0" w:color="B85450"/>
+          <w:left w:val="single" w:sz="8" w:space="0" w:color="B85450"/>
+          <w:bottom w:val="single" w:sz="8" w:space="0" w:color="B85450"/>
+          <w:right w:val="single" w:sz="8" w:space="0" w:color="B85450"/>
+          <w:insideH w:val="single" w:sz="8" w:space="0" w:color="B85450"/>
+          <w:insideV w:val="single" w:sz="8" w:space="0" w:color="B85450"/>
+        </w:tblBorders>
         <w:tblLook w:firstColumn="1" w:firstRow="1" w:lastColumn="0" w:lastRow="0" w:noHBand="0" w:noVBand="1" w:val="04A0"/>
-        <w:tblBorders>
-          <w:top w:val="single" w:sz="8" w:color="B85450"/>
-          <w:left w:val="single" w:sz="8" w:color="B85450"/>
-          <w:bottom w:val="single" w:sz="8" w:color="B85450"/>
-          <w:right w:val="single" w:sz="8" w:color="B85450"/>
-        </w:tblBorders>
       </w:tblPr>
       <w:tblGrid>
         <w:gridCol w:w="9835"/>
@@ -1185,13 +1191,15 @@
       <w:tblPr>
         <w:tblW w:type="auto" w:w="0"/>
         <w:jc w:val="center"/>
+        <w:tblBorders>
+          <w:top w:val="single" w:sz="8" w:space="0" w:color="B85450"/>
+          <w:left w:val="single" w:sz="8" w:space="0" w:color="B85450"/>
+          <w:bottom w:val="single" w:sz="8" w:space="0" w:color="B85450"/>
+          <w:right w:val="single" w:sz="8" w:space="0" w:color="B85450"/>
+          <w:insideH w:val="single" w:sz="8" w:space="0" w:color="B85450"/>
+          <w:insideV w:val="single" w:sz="8" w:space="0" w:color="B85450"/>
+        </w:tblBorders>
         <w:tblLook w:firstColumn="1" w:firstRow="1" w:lastColumn="0" w:lastRow="0" w:noHBand="0" w:noVBand="1" w:val="04A0"/>
-        <w:tblBorders>
-          <w:top w:val="single" w:sz="8" w:color="B85450"/>
-          <w:left w:val="single" w:sz="8" w:color="B85450"/>
-          <w:bottom w:val="single" w:sz="8" w:color="B85450"/>
-          <w:right w:val="single" w:sz="8" w:color="B85450"/>
-        </w:tblBorders>
       </w:tblPr>
       <w:tblGrid>
         <w:gridCol w:w="9835"/>
@@ -1422,13 +1430,15 @@
       <w:tblPr>
         <w:tblW w:type="auto" w:w="0"/>
         <w:jc w:val="center"/>
+        <w:tblBorders>
+          <w:top w:val="single" w:sz="8" w:space="0" w:color="B85450"/>
+          <w:left w:val="single" w:sz="8" w:space="0" w:color="B85450"/>
+          <w:bottom w:val="single" w:sz="8" w:space="0" w:color="B85450"/>
+          <w:right w:val="single" w:sz="8" w:space="0" w:color="B85450"/>
+          <w:insideH w:val="single" w:sz="8" w:space="0" w:color="B85450"/>
+          <w:insideV w:val="single" w:sz="8" w:space="0" w:color="B85450"/>
+        </w:tblBorders>
         <w:tblLook w:firstColumn="1" w:firstRow="1" w:lastColumn="0" w:lastRow="0" w:noHBand="0" w:noVBand="1" w:val="04A0"/>
-        <w:tblBorders>
-          <w:top w:val="single" w:sz="8" w:color="B85450"/>
-          <w:left w:val="single" w:sz="8" w:color="B85450"/>
-          <w:bottom w:val="single" w:sz="8" w:color="B85450"/>
-          <w:right w:val="single" w:sz="8" w:color="B85450"/>
-        </w:tblBorders>
       </w:tblPr>
       <w:tblGrid>
         <w:gridCol w:w="9835"/>
@@ -1739,13 +1749,15 @@
       <w:tblPr>
         <w:tblW w:type="auto" w:w="0"/>
         <w:jc w:val="center"/>
+        <w:tblBorders>
+          <w:top w:val="single" w:sz="8" w:space="0" w:color="B85450"/>
+          <w:left w:val="single" w:sz="8" w:space="0" w:color="B85450"/>
+          <w:bottom w:val="single" w:sz="8" w:space="0" w:color="B85450"/>
+          <w:right w:val="single" w:sz="8" w:space="0" w:color="B85450"/>
+          <w:insideH w:val="single" w:sz="8" w:space="0" w:color="B85450"/>
+          <w:insideV w:val="single" w:sz="8" w:space="0" w:color="B85450"/>
+        </w:tblBorders>
         <w:tblLook w:firstColumn="1" w:firstRow="1" w:lastColumn="0" w:lastRow="0" w:noHBand="0" w:noVBand="1" w:val="04A0"/>
-        <w:tblBorders>
-          <w:top w:val="single" w:sz="8" w:color="B85450"/>
-          <w:left w:val="single" w:sz="8" w:color="B85450"/>
-          <w:bottom w:val="single" w:sz="8" w:color="B85450"/>
-          <w:right w:val="single" w:sz="8" w:color="B85450"/>
-        </w:tblBorders>
       </w:tblPr>
       <w:tblGrid>
         <w:gridCol w:w="9835"/>
@@ -1893,13 +1905,15 @@
       <w:tblPr>
         <w:tblW w:type="auto" w:w="0"/>
         <w:jc w:val="center"/>
+        <w:tblBorders>
+          <w:top w:val="single" w:sz="8" w:space="0" w:color="B85450"/>
+          <w:left w:val="single" w:sz="8" w:space="0" w:color="B85450"/>
+          <w:bottom w:val="single" w:sz="8" w:space="0" w:color="B85450"/>
+          <w:right w:val="single" w:sz="8" w:space="0" w:color="B85450"/>
+          <w:insideH w:val="single" w:sz="8" w:space="0" w:color="B85450"/>
+          <w:insideV w:val="single" w:sz="8" w:space="0" w:color="B85450"/>
+        </w:tblBorders>
         <w:tblLook w:firstColumn="1" w:firstRow="1" w:lastColumn="0" w:lastRow="0" w:noHBand="0" w:noVBand="1" w:val="04A0"/>
-        <w:tblBorders>
-          <w:top w:val="single" w:sz="8" w:color="B85450"/>
-          <w:left w:val="single" w:sz="8" w:color="B85450"/>
-          <w:bottom w:val="single" w:sz="8" w:color="B85450"/>
-          <w:right w:val="single" w:sz="8" w:color="B85450"/>
-        </w:tblBorders>
       </w:tblPr>
       <w:tblGrid>
         <w:gridCol w:w="9835"/>
@@ -2239,13 +2253,15 @@
       <w:tblPr>
         <w:tblW w:type="auto" w:w="0"/>
         <w:jc w:val="center"/>
+        <w:tblBorders>
+          <w:top w:val="single" w:sz="8" w:space="0" w:color="B85450"/>
+          <w:left w:val="single" w:sz="8" w:space="0" w:color="B85450"/>
+          <w:bottom w:val="single" w:sz="8" w:space="0" w:color="B85450"/>
+          <w:right w:val="single" w:sz="8" w:space="0" w:color="B85450"/>
+          <w:insideH w:val="single" w:sz="8" w:space="0" w:color="B85450"/>
+          <w:insideV w:val="single" w:sz="8" w:space="0" w:color="B85450"/>
+        </w:tblBorders>
         <w:tblLook w:firstColumn="1" w:firstRow="1" w:lastColumn="0" w:lastRow="0" w:noHBand="0" w:noVBand="1" w:val="04A0"/>
-        <w:tblBorders>
-          <w:top w:val="single" w:sz="8" w:color="B85450"/>
-          <w:left w:val="single" w:sz="8" w:color="B85450"/>
-          <w:bottom w:val="single" w:sz="8" w:color="B85450"/>
-          <w:right w:val="single" w:sz="8" w:color="B85450"/>
-        </w:tblBorders>
       </w:tblPr>
       <w:tblGrid>
         <w:gridCol w:w="9835"/>
